--- a/actions/generated/codex/default-background.docx
+++ b/actions/generated/codex/default-background.docx
@@ -15,7 +15,7 @@
         <w:pStyle w:val="FirstParagraph"/>
       </w:pPr>
       <w:r>
-        <w:t xml:space="preserve">The following prompt that we will provide MUST BE executed in background in parallel with all main work streams using the subagents-driven development approach! All work done MUST PRODUCE rock solid evidence covered with hard physical proof(s) that all done is working as expected and as specified without any false results and without any bluff!</w:t>
+        <w:t xml:space="preserve">BACKGROUND WORK PREFERENCES — DURABILITY (never lost, never forgotten; composes §11.4.87 / §11.4.94 / §11.4.97 / §11.4.103 / §11.4.126): the MOMENT this BACKGROUND request is received it MUST be recorded as a durable, tracked work item in the project background-work queue (docs/requests/background_queue.md — with an id, received-timestamp, status, and any blocker) so it can NEVER be lost, dropped, or forgotten. It MUST be executed: if it can run now, run it subagent-driven in parallel with all main work streams; if it is currently BLOCKED (subagent dispatch unavailable, a build/flash in flight, an operator-gated decision, or any other external dependency), it MUST stay QUEUED with its blocker recorded and be re-attempted automatically at the next opportunity — including the next fresh session — and re-surfaced to the operator every session until it reaches a terminal state (done / operator-cancelled). Silently dropping, or deferring-and-forgetting, a BACKGROUND request is FORBIDDEN. THEN execute the task as follows: The following prompt that we will provide MUST BE executed in background in parallel with all main work streams using the subagents-driven development approach! All work done MUST PRODUCE rock solid evidence covered with hard physical proof(s) that all done is working as expected and as specified without any false results and without any bluff!</w:t>
       </w:r>
     </w:p>
     <w:p>

--- a/actions/generated/codex/default-background.docx
+++ b/actions/generated/codex/default-background.docx
@@ -2,14 +2,6 @@
 <file path=word/document.xml><?xml version="1.0" encoding="utf-8"?>
 <w:document xmlns:w="http://schemas.openxmlformats.org/wordprocessingml/2006/main" xmlns:m="http://schemas.openxmlformats.org/officeDocument/2006/math" xmlns:r="http://schemas.openxmlformats.org/officeDocument/2006/relationships" xmlns:o="urn:schemas-microsoft-com:office:office" xmlns:v="urn:schemas-microsoft-com:vml" xmlns:w10="urn:schemas-microsoft-com:office:word" xmlns:a="http://schemas.openxmlformats.org/drawingml/2006/main" xmlns:pic="http://schemas.openxmlformats.org/drawingml/2006/picture" xmlns:wp="http://schemas.openxmlformats.org/drawingml/2006/wordprocessingDrawing">
   <w:body>
-    <w:p>
-      <w:pPr>
-        <w:pStyle w:val="Title"/>
-      </w:pPr>
-      <w:r>
-        <w:t xml:space="preserve">default-background</w:t>
-      </w:r>
-    </w:p>
     <w:p>
       <w:pPr>
         <w:pStyle w:val="FirstParagraph"/>
@@ -202,8 +194,8 @@
     </w:pPr>
     <w:rPr>
       <w:rFonts w:asciiTheme="majorHAnsi" w:cstheme="majorBidi" w:eastAsiaTheme="majorEastAsia" w:hAnsiTheme="majorHAnsi"/>
-      <w:sz w:val="56"/>
-      <w:szCs w:val="56"/>
+      <w:sz w:val="40"/>
+      <w:szCs w:val="40"/>
     </w:rPr>
   </w:style>
   <w:style w:customStyle="1" w:styleId="TitleChar" w:type="character">
@@ -337,8 +329,8 @@
     <w:rPr>
       <w:rFonts w:asciiTheme="majorHAnsi" w:cstheme="majorBidi" w:eastAsiaTheme="majorEastAsia" w:hAnsiTheme="majorHAnsi"/>
       <w:color w:themeColor="accent1" w:themeShade="BF" w:val="0F4761"/>
-      <w:sz w:val="40"/>
-      <w:szCs w:val="40"/>
+      <w:sz w:val="32"/>
+      <w:szCs w:val="32"/>
     </w:rPr>
   </w:style>
   <w:style w:styleId="Heading2" w:type="paragraph">
@@ -360,8 +352,8 @@
     <w:rPr>
       <w:rFonts w:asciiTheme="majorHAnsi" w:cstheme="majorBidi" w:eastAsiaTheme="majorEastAsia" w:hAnsiTheme="majorHAnsi"/>
       <w:color w:themeColor="accent1" w:themeShade="BF" w:val="0F4761"/>
-      <w:sz w:val="32"/>
-      <w:szCs w:val="32"/>
+      <w:sz w:val="26"/>
+      <w:szCs w:val="26"/>
     </w:rPr>
   </w:style>
   <w:style w:styleId="Heading3" w:type="paragraph">
@@ -383,8 +375,8 @@
     <w:rPr>
       <w:rFonts w:cstheme="majorBidi" w:eastAsiaTheme="majorEastAsia"/>
       <w:color w:themeColor="accent1" w:themeShade="BF" w:val="0F4761"/>
-      <w:sz w:val="28"/>
-      <w:szCs w:val="28"/>
+      <w:sz w:val="24"/>
+      <w:szCs w:val="24"/>
     </w:rPr>
   </w:style>
   <w:style w:styleId="Heading4" w:type="paragraph">
@@ -404,6 +396,8 @@
       <w:outlineLvl w:val="3"/>
     </w:pPr>
     <w:rPr>
+      <w:sz w:val="22"/>
+      <w:szCs w:val="22"/>
       <w:rFonts w:cstheme="majorBidi" w:eastAsiaTheme="majorEastAsia"/>
       <w:i/>
       <w:iCs/>
